--- a/lessons/1-6-group2/homework.docx
+++ b/lessons/1-6-group2/homework.docx
@@ -453,7 +453,173 @@
           <w:b/>
           <w:bCs/>
         </w:rPr>
-        <w:t xml:space="preserve">1. You are solving a problem and realize your strategy is not making progress. What does the problem-solving process say to do?</w:t>
+        <w:t xml:space="preserve">1. For the rack with 6 times as many wheels, Maya computes (8 × 2) × 6 = 96. Jon computes (8 × 6) × 2 = 96. Which statement describes the two strategies fairly?</w:t>
+      </w:r>
+    </w:p>
+    <w:p>
+      <w:pPr>
+        <w:spacing w:after="40" w:before="0"/>
+      </w:pPr>
+      <w:r>
+        <w:t xml:space="preserve">     A. Both are valid: Maya scales the wheels, Jon imagines 6 racks of bikes first — the grouping changes, the count does not</w:t>
+      </w:r>
+    </w:p>
+    <w:p>
+      <w:pPr>
+        <w:spacing w:after="40" w:before="0"/>
+      </w:pPr>
+      <w:r>
+        <w:t xml:space="preserve">     B. Only Maya's is right, because you must find the wheels before multiplying by 6</w:t>
+      </w:r>
+    </w:p>
+    <w:p>
+      <w:pPr>
+        <w:spacing w:after="40" w:before="0"/>
+      </w:pPr>
+      <w:r>
+        <w:t xml:space="preserve">     C. Only Jon's is right, because bikes come before wheels in the problem</w:t>
+      </w:r>
+    </w:p>
+    <w:p>
+      <w:pPr>
+        <w:spacing w:after="40" w:before="0"/>
+      </w:pPr>
+      <w:r>
+        <w:t xml:space="preserve">     D. One of them must have made an error, since they used different orders</w:t>
+      </w:r>
+    </w:p>
+    <w:p>
+      <w:pPr>
+        <w:spacing w:after="60" w:before="120"/>
+      </w:pPr>
+      <w:r>
+        <w:rPr>
+          <w:color w:val="BBBBBB"/>
+        </w:rPr>
+        <w:t xml:space="preserve">______________________________________________________________________</w:t>
+      </w:r>
+    </w:p>
+    <w:p>
+      <w:pPr>
+        <w:spacing w:after="80" w:before="0"/>
+      </w:pPr>
+      <w:r>
+        <w:rPr>
+          <w:b/>
+          <w:bCs/>
+        </w:rPr>
+        <w:t xml:space="preserve">2. </w:t>
+      </w:r>
+    </w:p>
+    <w:p>
+      <w:pPr>
+        <w:spacing w:after="60" w:before="120"/>
+      </w:pPr>
+      <w:r>
+        <w:rPr>
+          <w:color w:val="BBBBBB"/>
+        </w:rPr>
+        <w:t xml:space="preserve">______________________________________________________________________</w:t>
+      </w:r>
+    </w:p>
+    <w:p>
+      <w:pPr>
+        <w:spacing w:after="60" w:before="120"/>
+      </w:pPr>
+      <w:r>
+        <w:rPr>
+          <w:color w:val="BBBBBB"/>
+        </w:rPr>
+        <w:t xml:space="preserve">______________________________________________________________________</w:t>
+      </w:r>
+    </w:p>
+    <w:p>
+      <w:pPr>
+        <w:spacing w:after="60" w:before="120"/>
+      </w:pPr>
+      <w:r>
+        <w:rPr>
+          <w:color w:val="BBBBBB"/>
+        </w:rPr>
+        <w:t xml:space="preserve">______________________________________________________________________</w:t>
+      </w:r>
+    </w:p>
+    <w:p>
+      <w:pPr>
+        <w:spacing w:after="60" w:before="120"/>
+      </w:pPr>
+      <w:r>
+        <w:rPr>
+          <w:color w:val="BBBBBB"/>
+        </w:rPr>
+        <w:t xml:space="preserve">______________________________________________________________________</w:t>
+      </w:r>
+    </w:p>
+    <w:p>
+      <w:pPr>
+        <w:spacing w:after="80" w:before="0"/>
+      </w:pPr>
+      <w:r>
+        <w:rPr>
+          <w:b/>
+          <w:bCs/>
+        </w:rPr>
+        <w:t xml:space="preserve">3. A third rack has HALF as many wheels as the 96-wheel rack. How many BIKES does it hold, and which plan gets there?</w:t>
+      </w:r>
+    </w:p>
+    <w:p>
+      <w:pPr>
+        <w:spacing w:after="40" w:before="0"/>
+      </w:pPr>
+      <w:r>
+        <w:t xml:space="preserve">     A. 24 bikes — halve the wheels (96 ÷ 2 = 48), then 2 wheels per bike gives 48 ÷ 2 = 24</w:t>
+      </w:r>
+    </w:p>
+    <w:p>
+      <w:pPr>
+        <w:spacing w:after="40" w:before="0"/>
+      </w:pPr>
+      <w:r>
+        <w:t xml:space="preserve">     B. 48 bikes — half of 96 is 48, and that is the answer</w:t>
+      </w:r>
+    </w:p>
+    <w:p>
+      <w:pPr>
+        <w:spacing w:after="40" w:before="0"/>
+      </w:pPr>
+      <w:r>
+        <w:t xml:space="preserve">     C. 192 bikes — double 96 because each bike has 2 wheels</w:t>
+      </w:r>
+    </w:p>
+    <w:p>
+      <w:pPr>
+        <w:spacing w:after="40" w:before="0"/>
+      </w:pPr>
+      <w:r>
+        <w:t xml:space="preserve">     D. 12 bikes — divide 96 by 6 and then by... something</w:t>
+      </w:r>
+    </w:p>
+    <w:p>
+      <w:pPr>
+        <w:spacing w:after="60" w:before="120"/>
+      </w:pPr>
+      <w:r>
+        <w:rPr>
+          <w:color w:val="BBBBBB"/>
+        </w:rPr>
+        <w:t xml:space="preserve">______________________________________________________________________</w:t>
+      </w:r>
+    </w:p>
+    <w:p>
+      <w:pPr>
+        <w:spacing w:after="80" w:before="0"/>
+      </w:pPr>
+      <w:r>
+        <w:rPr>
+          <w:b/>
+          <w:bCs/>
+        </w:rPr>
+        <w:t xml:space="preserve">4. You are solving a problem and realize your strategy is not making progress. What does the problem-solving process say to do?</w:t>
       </w:r>
     </w:p>
     <w:p>
@@ -508,7 +674,7 @@
           <w:b/>
           <w:bCs/>
         </w:rPr>
-        <w:t xml:space="preserve">2. The first rack has 16 wheels and the other rack has 6 times as many. How many BIKES does the bigger rack hold, if every bike has 2 wheels?</w:t>
+        <w:t xml:space="preserve">5. The first rack has 16 wheels and the other rack has 6 times as many. How many BIKES does the bigger rack hold, if every bike has 2 wheels?</w:t>
       </w:r>
     </w:p>
     <w:p>
@@ -563,7 +729,7 @@
           <w:b/>
           <w:bCs/>
         </w:rPr>
-        <w:t xml:space="preserve">3. </w:t>
+        <w:t xml:space="preserve">6. </w:t>
       </w:r>
     </w:p>
     <w:p>
@@ -619,7 +785,7 @@
           <w:b/>
           <w:bCs/>
         </w:rPr>
-        <w:t xml:space="preserve">4. </w:t>
+        <w:t xml:space="preserve">7. </w:t>
       </w:r>
     </w:p>
     <w:p>
@@ -693,7 +859,7 @@
           <w:b/>
           <w:bCs/>
         </w:rPr>
-        <w:t xml:space="preserve">1. A. Notice your progress has stalled and shift to a different strategy</w:t>
+        <w:t xml:space="preserve">1. A. Both are valid: Maya scales the wheels, Jon imagines 6 racks of bikes first — the grouping changes, the count does not</w:t>
       </w:r>
     </w:p>
     <w:p>
@@ -701,7 +867,7 @@
         <w:spacing w:after="20" w:before="0"/>
       </w:pPr>
       <w:r>
-        <w:t xml:space="preserve">     We are aware of our progress in solving the problem and shift strategies when needed.</w:t>
+        <w:t xml:space="preserve">     (8 × 2) × 6 and (8 × 6) × 2 both equal 96 — regrouping factors never changes a product. Two students, two mental pictures, one count. Comparing the pictures is the MPP.3 move.</w:t>
       </w:r>
     </w:p>
     <w:p>
@@ -725,7 +891,19 @@
           <w:b/>
           <w:bCs/>
         </w:rPr>
-        <w:t xml:space="preserve">2. A. 48</w:t>
+        <w:t xml:space="preserve">2. Open response — answers will vary.</w:t>
+      </w:r>
+    </w:p>
+    <w:p>
+      <w:pPr>
+        <w:spacing w:after="40" w:before="0"/>
+      </w:pPr>
+      <w:r>
+        <w:rPr>
+          <w:b/>
+          <w:bCs/>
+        </w:rPr>
+        <w:t xml:space="preserve">3. A. 24 bikes — halve the wheels (96 ÷ 2 = 48), then 2 wheels per bike gives 48 ÷ 2 = 24</w:t>
       </w:r>
     </w:p>
     <w:p>
@@ -733,7 +911,7 @@
         <w:spacing w:after="20" w:before="0"/>
       </w:pPr>
       <w:r>
-        <w:t xml:space="preserve">     The bigger rack has 16 × 6 = 96 wheels, and 96 ÷ 2 = 48 bikes.</w:t>
+        <w:t xml:space="preserve">     Two steps, each with a reason: 96 ÷ 2 = 48 wheels on the third rack, and 48 wheels ÷ 2 wheels per bike = 24 bikes. Watching your progress means noticing WHICH quantity each number counts.</w:t>
       </w:r>
     </w:p>
     <w:p>
@@ -757,19 +935,83 @@
           <w:b/>
           <w:bCs/>
         </w:rPr>
-        <w:t xml:space="preserve">3. Open response — answers will vary.</w:t>
-      </w:r>
-    </w:p>
-    <w:p>
-      <w:pPr>
-        <w:spacing w:after="40" w:before="0"/>
-      </w:pPr>
-      <w:r>
-        <w:rPr>
-          <w:b/>
-          <w:bCs/>
-        </w:rPr>
-        <w:t xml:space="preserve">4. Open response — answers will vary.</w:t>
+        <w:t xml:space="preserve">4. A. Notice your progress has stalled and shift to a different strategy</w:t>
+      </w:r>
+    </w:p>
+    <w:p>
+      <w:pPr>
+        <w:spacing w:after="20" w:before="0"/>
+      </w:pPr>
+      <w:r>
+        <w:t xml:space="preserve">     We are aware of our progress in solving the problem and shift strategies when needed.</w:t>
+      </w:r>
+    </w:p>
+    <w:p>
+      <w:pPr>
+        <w:spacing w:after="80" w:before="0"/>
+      </w:pPr>
+      <w:r>
+        <w:rPr>
+          <w:i/>
+          <w:iCs/>
+        </w:rPr>
+        <w:t xml:space="preserve">     Watch for: Treating 'stuck' as a stop sign instead of a signal — waiting silently instead of trying a strategy: asking a question, drawing the problem, or recalling a similar problem.</w:t>
+      </w:r>
+    </w:p>
+    <w:p>
+      <w:pPr>
+        <w:spacing w:after="40" w:before="0"/>
+      </w:pPr>
+      <w:r>
+        <w:rPr>
+          <w:b/>
+          <w:bCs/>
+        </w:rPr>
+        <w:t xml:space="preserve">5. A. 48</w:t>
+      </w:r>
+    </w:p>
+    <w:p>
+      <w:pPr>
+        <w:spacing w:after="20" w:before="0"/>
+      </w:pPr>
+      <w:r>
+        <w:t xml:space="preserve">     The bigger rack has 16 × 6 = 96 wheels, and 96 ÷ 2 = 48 bikes.</w:t>
+      </w:r>
+    </w:p>
+    <w:p>
+      <w:pPr>
+        <w:spacing w:after="80" w:before="0"/>
+      </w:pPr>
+      <w:r>
+        <w:rPr>
+          <w:i/>
+          <w:iCs/>
+        </w:rPr>
+        <w:t xml:space="preserve">     Watch for: Treating 'stuck' as a stop sign instead of a signal — waiting silently instead of trying a strategy: asking a question, drawing the problem, or recalling a similar problem.</w:t>
+      </w:r>
+    </w:p>
+    <w:p>
+      <w:pPr>
+        <w:spacing w:after="40" w:before="0"/>
+      </w:pPr>
+      <w:r>
+        <w:rPr>
+          <w:b/>
+          <w:bCs/>
+        </w:rPr>
+        <w:t xml:space="preserve">6. Open response — answers will vary.</w:t>
+      </w:r>
+    </w:p>
+    <w:p>
+      <w:pPr>
+        <w:spacing w:after="40" w:before="0"/>
+      </w:pPr>
+      <w:r>
+        <w:rPr>
+          <w:b/>
+          <w:bCs/>
+        </w:rPr>
+        <w:t xml:space="preserve">7. Open response — answers will vary.</w:t>
       </w:r>
     </w:p>
     <w:sectPr>
